--- a/word-alternative/cs-techrep-word-template.docx
+++ b/word-alternative/cs-techrep-word-template.docx
@@ -1,6 +1,6 @@
 
 <file path=word/document.xml><?xml version="1.0" encoding="utf-8"?>
-<w:document xmlns:wpc="http://schemas.microsoft.com/office/word/2010/wordprocessingCanvas" xmlns:cx="http://schemas.microsoft.com/office/drawing/2014/chartex" xmlns:cx1="http://schemas.microsoft.com/office/drawing/2015/9/8/chartex" xmlns:cx2="http://schemas.microsoft.com/office/drawing/2015/10/21/chartex" xmlns:cx3="http://schemas.microsoft.com/office/drawing/2016/5/9/chartex" xmlns:cx4="http://schemas.microsoft.com/office/drawing/2016/5/10/chartex" xmlns:cx5="http://schemas.microsoft.com/office/drawing/2016/5/11/chartex" xmlns:cx6="http://schemas.microsoft.com/office/drawing/2016/5/12/chartex" xmlns:cx7="http://schemas.microsoft.com/office/drawing/2016/5/13/chartex" xmlns:cx8="http://schemas.microsoft.com/office/drawing/2016/5/14/chartex" xmlns:mc="http://schemas.openxmlformats.org/markup-compatibility/2006" xmlns:aink="http://schemas.microsoft.com/office/drawing/2016/ink" xmlns:am3d="http://schemas.microsoft.com/office/drawing/2017/model3d" xmlns:o="urn:schemas-microsoft-com:office:office" xmlns:oel="http://schemas.microsoft.com/office/2019/extlst" xmlns:r="http://schemas.openxmlformats.org/officeDocument/2006/relationships" xmlns:m="http://schemas.openxmlformats.org/officeDocument/2006/math" xmlns:v="urn:schemas-microsoft-com:vml" xmlns:wp14="http://schemas.microsoft.com/office/word/2010/wordprocessingDrawing" xmlns:wp="http://schemas.openxmlformats.org/drawingml/2006/wordprocessingDrawing" xmlns:w10="urn:schemas-microsoft-com:office:word" xmlns:w="http://schemas.openxmlformats.org/wordprocessingml/2006/main" xmlns:w14="http://schemas.microsoft.com/office/word/2010/wordml" xmlns:w15="http://schemas.microsoft.com/office/word/2012/wordml" xmlns:w16cex="http://schemas.microsoft.com/office/word/2018/wordml/cex" xmlns:w16cid="http://schemas.microsoft.com/office/word/2016/wordml/cid" xmlns:w16="http://schemas.microsoft.com/office/word/2018/wordml" xmlns:w16sdtdh="http://schemas.microsoft.com/office/word/2020/wordml/sdtdatahash" xmlns:w16se="http://schemas.microsoft.com/office/word/2015/wordml/symex" xmlns:wpg="http://schemas.microsoft.com/office/word/2010/wordprocessingGroup" xmlns:wpi="http://schemas.microsoft.com/office/word/2010/wordprocessingInk" xmlns:wne="http://schemas.microsoft.com/office/word/2006/wordml" xmlns:wps="http://schemas.microsoft.com/office/word/2010/wordprocessingShape" mc:Ignorable="w14 w15 w16se w16cid w16 w16cex w16sdtdh wp14">
+<w:document xmlns:wpc="http://schemas.microsoft.com/office/word/2010/wordprocessingCanvas" xmlns:cx="http://schemas.microsoft.com/office/drawing/2014/chartex" xmlns:cx1="http://schemas.microsoft.com/office/drawing/2015/9/8/chartex" xmlns:cx2="http://schemas.microsoft.com/office/drawing/2015/10/21/chartex" xmlns:cx3="http://schemas.microsoft.com/office/drawing/2016/5/9/chartex" xmlns:cx4="http://schemas.microsoft.com/office/drawing/2016/5/10/chartex" xmlns:cx5="http://schemas.microsoft.com/office/drawing/2016/5/11/chartex" xmlns:cx6="http://schemas.microsoft.com/office/drawing/2016/5/12/chartex" xmlns:cx7="http://schemas.microsoft.com/office/drawing/2016/5/13/chartex" xmlns:cx8="http://schemas.microsoft.com/office/drawing/2016/5/14/chartex" xmlns:mc="http://schemas.openxmlformats.org/markup-compatibility/2006" xmlns:aink="http://schemas.microsoft.com/office/drawing/2016/ink" xmlns:am3d="http://schemas.microsoft.com/office/drawing/2017/model3d" xmlns:o="urn:schemas-microsoft-com:office:office" xmlns:oel="http://schemas.microsoft.com/office/2019/extlst" xmlns:r="http://schemas.openxmlformats.org/officeDocument/2006/relationships" xmlns:m="http://schemas.openxmlformats.org/officeDocument/2006/math" xmlns:v="urn:schemas-microsoft-com:vml" xmlns:wp14="http://schemas.microsoft.com/office/word/2010/wordprocessingDrawing" xmlns:wp="http://schemas.openxmlformats.org/drawingml/2006/wordprocessingDrawing" xmlns:w10="urn:schemas-microsoft-com:office:word" xmlns:w="http://schemas.openxmlformats.org/wordprocessingml/2006/main" xmlns:w14="http://schemas.microsoft.com/office/word/2010/wordml" xmlns:w15="http://schemas.microsoft.com/office/word/2012/wordml" xmlns:w16cex="http://schemas.microsoft.com/office/word/2018/wordml/cex" xmlns:w16cid="http://schemas.microsoft.com/office/word/2016/wordml/cid" xmlns:w16="http://schemas.microsoft.com/office/word/2018/wordml" xmlns:w16du="http://schemas.microsoft.com/office/word/2023/wordml/word16du" xmlns:w16sdtdh="http://schemas.microsoft.com/office/word/2020/wordml/sdtdatahash" xmlns:w16se="http://schemas.microsoft.com/office/word/2015/wordml/symex" xmlns:wpg="http://schemas.microsoft.com/office/word/2010/wordprocessingGroup" xmlns:wpi="http://schemas.microsoft.com/office/word/2010/wordprocessingInk" xmlns:wne="http://schemas.microsoft.com/office/word/2006/wordml" xmlns:wps="http://schemas.microsoft.com/office/word/2010/wordprocessingShape" mc:Ignorable="w14 w15 w16se w16cid w16 w16cex w16sdtdh w16du wp14">
   <w:body>
     <w:p>
       <w:pPr>
@@ -74,24 +74,22 @@
         <w:spacing w:before="0"/>
         <w:rPr>
           <w:noProof w:val="0"/>
-        </w:rPr>
-      </w:pPr>
-      <w:r>
-        <w:rPr>
-          <w:noProof w:val="0"/>
+          <w:lang w:val="de-DE"/>
+        </w:rPr>
+      </w:pPr>
+      <w:r>
+        <w:rPr>
+          <w:noProof w:val="0"/>
+          <w:lang w:val="de-DE"/>
         </w:rPr>
         <w:t>Vorname1 Nachname1, Vorname2 Nachname2, Vorname3 Nachname3, Vorname4 Nachname4,</w:t>
       </w:r>
       <w:r>
         <w:rPr>
           <w:noProof w:val="0"/>
+          <w:lang w:val="de-DE"/>
         </w:rPr>
         <w:br/>
-      </w:r>
-      <w:r>
-        <w:rPr>
-          <w:noProof w:val="0"/>
-        </w:rPr>
         <w:t>Vorname5 Nachname5, Vorname6 Nachname6 and Christoph P. Neumann</w:t>
       </w:r>
     </w:p>
@@ -106,22 +104,37 @@
     <w:p>
       <w:pPr>
         <w:pStyle w:val="Affiliation"/>
-      </w:pPr>
-      <w:r>
+        <w:rPr>
+          <w:lang w:val="de-DE"/>
+        </w:rPr>
+      </w:pPr>
+      <w:r>
+        <w:rPr>
+          <w:lang w:val="de-DE"/>
+        </w:rPr>
         <w:t>Ostbayerische Technische Hochschule Amberg-Weiden</w:t>
       </w:r>
     </w:p>
     <w:p>
       <w:pPr>
         <w:pStyle w:val="Affiliation"/>
-      </w:pPr>
-      <w:r>
+        <w:rPr>
+          <w:lang w:val="de-DE"/>
+        </w:rPr>
+      </w:pPr>
+      <w:r>
+        <w:rPr>
+          <w:lang w:val="de-DE"/>
+        </w:rPr>
         <w:t>Amberg, Weiden</w:t>
       </w:r>
     </w:p>
     <w:p>
       <w:pPr>
         <w:pStyle w:val="Affiliation"/>
+        <w:rPr>
+          <w:lang w:val="de-DE"/>
+        </w:rPr>
         <w:sectPr>
           <w:type w:val="continuous"/>
           <w:pgSz w:w="12240" w:h="15840" w:code="1"/>
@@ -134,11 +147,23 @@
     <w:p>
       <w:pPr>
         <w:pStyle w:val="Affiliation"/>
-      </w:pPr>
-    </w:p>
-    <w:p/>
-    <w:p>
-      <w:pPr>
+        <w:rPr>
+          <w:lang w:val="de-DE"/>
+        </w:rPr>
+      </w:pPr>
+    </w:p>
+    <w:p>
+      <w:pPr>
+        <w:rPr>
+          <w:lang w:val="de-DE"/>
+        </w:rPr>
+      </w:pPr>
+    </w:p>
+    <w:p>
+      <w:pPr>
+        <w:rPr>
+          <w:lang w:val="de-DE"/>
+        </w:rPr>
         <w:sectPr>
           <w:type w:val="continuous"/>
           <w:pgSz w:w="12240" w:h="15840" w:code="1"/>
@@ -231,27 +256,19 @@
         <w:pStyle w:val="Textkrper"/>
       </w:pPr>
       <w:r>
-        <w:t>This example is based on the IARIA formatting rules [1].</w:t>
-      </w:r>
-    </w:p>
-    <w:p>
-      <w:pPr>
-        <w:pStyle w:val="Textkrper"/>
-      </w:pPr>
-      <w:r>
-        <w:t>These guidelines include complete descriptions of the fonts,</w:t>
+        <w:t xml:space="preserve">This example is based on the </w:t>
+      </w:r>
+      <w:r>
+        <w:t xml:space="preserve">IEEE and </w:t>
+      </w:r>
+      <w:r>
+        <w:t>IARIA formatting rules [1].</w:t>
       </w:r>
       <w:r>
         <w:t xml:space="preserve"> </w:t>
       </w:r>
       <w:r>
-        <w:t>spacing, and related information for producing your technical</w:t>
-      </w:r>
-      <w:r>
-        <w:t xml:space="preserve"> </w:t>
-      </w:r>
-      <w:r>
-        <w:t>report.</w:t>
+        <w:t>These guidelines include complete descriptions of the fonts, spacing, and related information for producing your technical report.</w:t>
       </w:r>
     </w:p>
     <w:p>
@@ -510,6 +527,9 @@
     <w:p>
       <w:pPr>
         <w:pStyle w:val="equation"/>
+        <w:rPr>
+          <w:rFonts w:hint="eastAsia"/>
+        </w:rPr>
       </w:pPr>
       <w:r>
         <w:tab/>
@@ -1177,12 +1197,6 @@
         <w:gridCol w:w="900"/>
       </w:tblGrid>
       <w:tr>
-        <w:tblPrEx>
-          <w:tblCellMar>
-            <w:top w:w="0" w:type="dxa"/>
-            <w:bottom w:w="0" w:type="dxa"/>
-          </w:tblCellMar>
-        </w:tblPrEx>
         <w:trPr>
           <w:cantSplit/>
           <w:trHeight w:val="240"/>
@@ -1221,12 +1235,6 @@
         </w:tc>
       </w:tr>
       <w:tr>
-        <w:tblPrEx>
-          <w:tblCellMar>
-            <w:top w:w="0" w:type="dxa"/>
-            <w:bottom w:w="0" w:type="dxa"/>
-          </w:tblCellMar>
-        </w:tblPrEx>
         <w:trPr>
           <w:cantSplit/>
           <w:trHeight w:val="240"/>
@@ -1291,12 +1299,6 @@
         </w:tc>
       </w:tr>
       <w:tr>
-        <w:tblPrEx>
-          <w:tblCellMar>
-            <w:top w:w="0" w:type="dxa"/>
-            <w:bottom w:w="0" w:type="dxa"/>
-          </w:tblCellMar>
-        </w:tblPrEx>
         <w:trPr>
           <w:trHeight w:val="320"/>
           <w:jc w:val="center"/>
@@ -1387,6 +1389,7 @@
       </w:pPr>
       <w:r>
         <w:rPr>
+          <w:noProof/>
           <w:highlight w:val="yellow"/>
         </w:rPr>
         <mc:AlternateContent>
@@ -1790,21 +1793,7 @@
           <w:noProof w:val="0"/>
           <w:sz w:val="18"/>
         </w:rPr>
-        <w:t xml:space="preserve">IARIA. Formatting Rules. 2014. </w:t>
-      </w:r>
-      <w:r>
-        <w:rPr>
-          <w:noProof w:val="0"/>
-          <w:sz w:val="18"/>
-        </w:rPr>
-        <w:t>[Online]. Available from</w:t>
-      </w:r>
-      <w:r>
-        <w:rPr>
-          <w:noProof w:val="0"/>
-          <w:sz w:val="18"/>
-        </w:rPr>
-        <w:t xml:space="preserve">: </w:t>
+        <w:t xml:space="preserve">IARIA. Formatting Rules. 2014. [Online]. Available from: </w:t>
       </w:r>
       <w:hyperlink r:id="rId6" w:history="1">
         <w:r>
@@ -2210,6 +2199,9 @@
     <w:p/>
     <w:p>
       <w:r>
+        <w:rPr>
+          <w:noProof/>
+        </w:rPr>
         <w:drawing>
           <wp:inline distT="0" distB="0" distL="0" distR="0" wp14:anchorId="12D74506" wp14:editId="2EB2E0AD">
             <wp:extent cx="2486025" cy="2286000"/>
@@ -2266,6 +2258,9 @@
         <w:tab/>
       </w:r>
       <w:r>
+        <w:rPr>
+          <w:noProof/>
+        </w:rPr>
         <w:drawing>
           <wp:inline distT="0" distB="0" distL="0" distR="0" wp14:anchorId="677FA09D" wp14:editId="14A384C4">
             <wp:extent cx="2371725" cy="2286000"/>
@@ -2348,7 +2343,7 @@
 </file>
 
 <file path=word/numbering.xml><?xml version="1.0" encoding="utf-8"?>
-<w:numbering xmlns:wpc="http://schemas.microsoft.com/office/word/2010/wordprocessingCanvas" xmlns:cx="http://schemas.microsoft.com/office/drawing/2014/chartex" xmlns:cx1="http://schemas.microsoft.com/office/drawing/2015/9/8/chartex" xmlns:cx2="http://schemas.microsoft.com/office/drawing/2015/10/21/chartex" xmlns:cx3="http://schemas.microsoft.com/office/drawing/2016/5/9/chartex" xmlns:cx4="http://schemas.microsoft.com/office/drawing/2016/5/10/chartex" xmlns:cx5="http://schemas.microsoft.com/office/drawing/2016/5/11/chartex" xmlns:cx6="http://schemas.microsoft.com/office/drawing/2016/5/12/chartex" xmlns:cx7="http://schemas.microsoft.com/office/drawing/2016/5/13/chartex" xmlns:cx8="http://schemas.microsoft.com/office/drawing/2016/5/14/chartex" xmlns:mc="http://schemas.openxmlformats.org/markup-compatibility/2006" xmlns:aink="http://schemas.microsoft.com/office/drawing/2016/ink" xmlns:am3d="http://schemas.microsoft.com/office/drawing/2017/model3d" xmlns:o="urn:schemas-microsoft-com:office:office" xmlns:oel="http://schemas.microsoft.com/office/2019/extlst" xmlns:r="http://schemas.openxmlformats.org/officeDocument/2006/relationships" xmlns:m="http://schemas.openxmlformats.org/officeDocument/2006/math" xmlns:v="urn:schemas-microsoft-com:vml" xmlns:wp14="http://schemas.microsoft.com/office/word/2010/wordprocessingDrawing" xmlns:wp="http://schemas.openxmlformats.org/drawingml/2006/wordprocessingDrawing" xmlns:w10="urn:schemas-microsoft-com:office:word" xmlns:w="http://schemas.openxmlformats.org/wordprocessingml/2006/main" xmlns:w14="http://schemas.microsoft.com/office/word/2010/wordml" xmlns:w15="http://schemas.microsoft.com/office/word/2012/wordml" xmlns:w16cex="http://schemas.microsoft.com/office/word/2018/wordml/cex" xmlns:w16cid="http://schemas.microsoft.com/office/word/2016/wordml/cid" xmlns:w16="http://schemas.microsoft.com/office/word/2018/wordml" xmlns:w16sdtdh="http://schemas.microsoft.com/office/word/2020/wordml/sdtdatahash" xmlns:w16se="http://schemas.microsoft.com/office/word/2015/wordml/symex" xmlns:wpg="http://schemas.microsoft.com/office/word/2010/wordprocessingGroup" xmlns:wpi="http://schemas.microsoft.com/office/word/2010/wordprocessingInk" xmlns:wne="http://schemas.microsoft.com/office/word/2006/wordml" xmlns:wps="http://schemas.microsoft.com/office/word/2010/wordprocessingShape" mc:Ignorable="w14 w15 w16se w16cid w16 w16cex w16sdtdh wp14">
+<w:numbering xmlns:wpc="http://schemas.microsoft.com/office/word/2010/wordprocessingCanvas" xmlns:cx="http://schemas.microsoft.com/office/drawing/2014/chartex" xmlns:cx1="http://schemas.microsoft.com/office/drawing/2015/9/8/chartex" xmlns:cx2="http://schemas.microsoft.com/office/drawing/2015/10/21/chartex" xmlns:cx3="http://schemas.microsoft.com/office/drawing/2016/5/9/chartex" xmlns:cx4="http://schemas.microsoft.com/office/drawing/2016/5/10/chartex" xmlns:cx5="http://schemas.microsoft.com/office/drawing/2016/5/11/chartex" xmlns:cx6="http://schemas.microsoft.com/office/drawing/2016/5/12/chartex" xmlns:cx7="http://schemas.microsoft.com/office/drawing/2016/5/13/chartex" xmlns:cx8="http://schemas.microsoft.com/office/drawing/2016/5/14/chartex" xmlns:mc="http://schemas.openxmlformats.org/markup-compatibility/2006" xmlns:aink="http://schemas.microsoft.com/office/drawing/2016/ink" xmlns:am3d="http://schemas.microsoft.com/office/drawing/2017/model3d" xmlns:o="urn:schemas-microsoft-com:office:office" xmlns:oel="http://schemas.microsoft.com/office/2019/extlst" xmlns:r="http://schemas.openxmlformats.org/officeDocument/2006/relationships" xmlns:m="http://schemas.openxmlformats.org/officeDocument/2006/math" xmlns:v="urn:schemas-microsoft-com:vml" xmlns:wp14="http://schemas.microsoft.com/office/word/2010/wordprocessingDrawing" xmlns:wp="http://schemas.openxmlformats.org/drawingml/2006/wordprocessingDrawing" xmlns:w10="urn:schemas-microsoft-com:office:word" xmlns:w="http://schemas.openxmlformats.org/wordprocessingml/2006/main" xmlns:w14="http://schemas.microsoft.com/office/word/2010/wordml" xmlns:w15="http://schemas.microsoft.com/office/word/2012/wordml" xmlns:w16cex="http://schemas.microsoft.com/office/word/2018/wordml/cex" xmlns:w16cid="http://schemas.microsoft.com/office/word/2016/wordml/cid" xmlns:w16="http://schemas.microsoft.com/office/word/2018/wordml" xmlns:w16du="http://schemas.microsoft.com/office/word/2023/wordml/word16du" xmlns:w16sdtdh="http://schemas.microsoft.com/office/word/2020/wordml/sdtdatahash" xmlns:w16se="http://schemas.microsoft.com/office/word/2015/wordml/symex" xmlns:wpg="http://schemas.microsoft.com/office/word/2010/wordprocessingGroup" xmlns:wpi="http://schemas.microsoft.com/office/word/2010/wordprocessingInk" xmlns:wne="http://schemas.microsoft.com/office/word/2006/wordml" xmlns:wps="http://schemas.microsoft.com/office/word/2010/wordprocessingShape" mc:Ignorable="w14 w15 w16se w16cid w16 w16cex w16sdtdh w16du wp14">
   <w:abstractNum w:abstractNumId="0" w15:restartNumberingAfterBreak="0">
     <w:nsid w:val="20AF0333"/>
     <w:multiLevelType w:val="hybridMultilevel"/>
@@ -2517,6 +2512,7 @@
         <w:strike w:val="0"/>
         <w:dstrike w:val="0"/>
         <w:vanish w:val="0"/>
+        <w:color w:val="000000"/>
         <w:sz w:val="16"/>
         <w:szCs w:val="16"/>
         <w:vertAlign w:val="superscript"/>
@@ -2528,11 +2524,6 @@
           <w14:prstDash w14:val="solid"/>
           <w14:bevel/>
         </w14:textOutline>
-        <w14:textFill>
-          <w14:solidFill>
-            <w14:srgbClr w14:val="000000"/>
-          </w14:solidFill>
-        </w14:textFill>
       </w:rPr>
     </w:lvl>
     <w:lvl w:ilvl="1" w:tplc="04090019">
@@ -3261,7 +3252,7 @@
 </file>
 
 <file path=word/styles.xml><?xml version="1.0" encoding="utf-8"?>
-<w:styles xmlns:mc="http://schemas.openxmlformats.org/markup-compatibility/2006" xmlns:r="http://schemas.openxmlformats.org/officeDocument/2006/relationships" xmlns:w="http://schemas.openxmlformats.org/wordprocessingml/2006/main" xmlns:w14="http://schemas.microsoft.com/office/word/2010/wordml" xmlns:w15="http://schemas.microsoft.com/office/word/2012/wordml" xmlns:w16cex="http://schemas.microsoft.com/office/word/2018/wordml/cex" xmlns:w16cid="http://schemas.microsoft.com/office/word/2016/wordml/cid" xmlns:w16="http://schemas.microsoft.com/office/word/2018/wordml" xmlns:w16sdtdh="http://schemas.microsoft.com/office/word/2020/wordml/sdtdatahash" xmlns:w16se="http://schemas.microsoft.com/office/word/2015/wordml/symex" mc:Ignorable="w14 w15 w16se w16cid w16 w16cex w16sdtdh">
+<w:styles xmlns:mc="http://schemas.openxmlformats.org/markup-compatibility/2006" xmlns:r="http://schemas.openxmlformats.org/officeDocument/2006/relationships" xmlns:w="http://schemas.openxmlformats.org/wordprocessingml/2006/main" xmlns:w14="http://schemas.microsoft.com/office/word/2010/wordml" xmlns:w15="http://schemas.microsoft.com/office/word/2012/wordml" xmlns:w16cex="http://schemas.microsoft.com/office/word/2018/wordml/cex" xmlns:w16cid="http://schemas.microsoft.com/office/word/2016/wordml/cid" xmlns:w16="http://schemas.microsoft.com/office/word/2018/wordml" xmlns:w16du="http://schemas.microsoft.com/office/word/2023/wordml/word16du" xmlns:w16sdtdh="http://schemas.microsoft.com/office/word/2020/wordml/sdtdatahash" xmlns:w16se="http://schemas.microsoft.com/office/word/2015/wordml/symex" mc:Ignorable="w14 w15 w16se w16cid w16 w16cex w16sdtdh w16du">
   <w:docDefaults>
     <w:rPrDefault>
       <w:rPr>
@@ -3287,6 +3278,50 @@
     <w:lsdException w:name="Subtitle" w:qFormat="1"/>
     <w:lsdException w:name="Strong" w:qFormat="1"/>
     <w:lsdException w:name="Emphasis" w:qFormat="1"/>
+    <w:lsdException w:name="Normal Table" w:semiHidden="1" w:unhideWhenUsed="1"/>
+    <w:lsdException w:name="Table Simple 1" w:semiHidden="1" w:unhideWhenUsed="1"/>
+    <w:lsdException w:name="Table Simple 2" w:semiHidden="1" w:unhideWhenUsed="1"/>
+    <w:lsdException w:name="Table Simple 3" w:semiHidden="1" w:unhideWhenUsed="1"/>
+    <w:lsdException w:name="Table Classic 1" w:semiHidden="1" w:unhideWhenUsed="1"/>
+    <w:lsdException w:name="Table Classic 2" w:semiHidden="1" w:unhideWhenUsed="1"/>
+    <w:lsdException w:name="Table Classic 3" w:semiHidden="1" w:unhideWhenUsed="1"/>
+    <w:lsdException w:name="Table Classic 4" w:semiHidden="1" w:unhideWhenUsed="1"/>
+    <w:lsdException w:name="Table Colorful 1" w:semiHidden="1" w:unhideWhenUsed="1"/>
+    <w:lsdException w:name="Table Colorful 2" w:semiHidden="1" w:unhideWhenUsed="1"/>
+    <w:lsdException w:name="Table Colorful 3" w:semiHidden="1" w:unhideWhenUsed="1"/>
+    <w:lsdException w:name="Table Columns 1" w:semiHidden="1" w:unhideWhenUsed="1"/>
+    <w:lsdException w:name="Table Columns 2" w:semiHidden="1" w:unhideWhenUsed="1"/>
+    <w:lsdException w:name="Table Columns 3" w:semiHidden="1" w:unhideWhenUsed="1"/>
+    <w:lsdException w:name="Table Columns 4" w:semiHidden="1" w:unhideWhenUsed="1"/>
+    <w:lsdException w:name="Table Columns 5" w:semiHidden="1" w:unhideWhenUsed="1"/>
+    <w:lsdException w:name="Table Grid 1" w:semiHidden="1" w:unhideWhenUsed="1"/>
+    <w:lsdException w:name="Table Grid 2" w:semiHidden="1" w:unhideWhenUsed="1"/>
+    <w:lsdException w:name="Table Grid 3" w:semiHidden="1" w:unhideWhenUsed="1"/>
+    <w:lsdException w:name="Table Grid 4" w:semiHidden="1" w:unhideWhenUsed="1"/>
+    <w:lsdException w:name="Table Grid 5" w:semiHidden="1" w:unhideWhenUsed="1"/>
+    <w:lsdException w:name="Table Grid 6" w:semiHidden="1" w:unhideWhenUsed="1"/>
+    <w:lsdException w:name="Table Grid 7" w:semiHidden="1" w:unhideWhenUsed="1"/>
+    <w:lsdException w:name="Table Grid 8" w:semiHidden="1" w:unhideWhenUsed="1"/>
+    <w:lsdException w:name="Table List 1" w:semiHidden="1" w:unhideWhenUsed="1"/>
+    <w:lsdException w:name="Table List 2" w:semiHidden="1" w:unhideWhenUsed="1"/>
+    <w:lsdException w:name="Table List 3" w:semiHidden="1" w:unhideWhenUsed="1"/>
+    <w:lsdException w:name="Table List 4" w:semiHidden="1" w:unhideWhenUsed="1"/>
+    <w:lsdException w:name="Table List 5" w:semiHidden="1" w:unhideWhenUsed="1"/>
+    <w:lsdException w:name="Table List 6" w:semiHidden="1" w:unhideWhenUsed="1"/>
+    <w:lsdException w:name="Table List 7" w:semiHidden="1" w:unhideWhenUsed="1"/>
+    <w:lsdException w:name="Table List 8" w:semiHidden="1" w:unhideWhenUsed="1"/>
+    <w:lsdException w:name="Table 3D effects 1" w:semiHidden="1" w:unhideWhenUsed="1"/>
+    <w:lsdException w:name="Table 3D effects 2" w:semiHidden="1" w:unhideWhenUsed="1"/>
+    <w:lsdException w:name="Table 3D effects 3" w:semiHidden="1" w:unhideWhenUsed="1"/>
+    <w:lsdException w:name="Table Contemporary" w:semiHidden="1" w:unhideWhenUsed="1"/>
+    <w:lsdException w:name="Table Elegant" w:semiHidden="1" w:unhideWhenUsed="1"/>
+    <w:lsdException w:name="Table Professional" w:semiHidden="1" w:unhideWhenUsed="1"/>
+    <w:lsdException w:name="Table Subtle 1" w:semiHidden="1" w:unhideWhenUsed="1"/>
+    <w:lsdException w:name="Table Subtle 2" w:semiHidden="1" w:unhideWhenUsed="1"/>
+    <w:lsdException w:name="Table Web 1" w:semiHidden="1" w:unhideWhenUsed="1"/>
+    <w:lsdException w:name="Table Web 2" w:semiHidden="1" w:unhideWhenUsed="1"/>
+    <w:lsdException w:name="Table Web 3" w:semiHidden="1" w:unhideWhenUsed="1"/>
+    <w:lsdException w:name="Table Theme" w:semiHidden="1" w:unhideWhenUsed="1"/>
     <w:lsdException w:name="Placeholder Text" w:semiHidden="1" w:uiPriority="99"/>
     <w:lsdException w:name="No Spacing" w:uiPriority="1" w:qFormat="1"/>
     <w:lsdException w:name="Light Shading" w:uiPriority="60"/>
@@ -3624,10 +3659,15 @@
   </w:style>
   <w:style w:type="character" w:default="1" w:styleId="Absatz-Standardschriftart">
     <w:name w:val="Default Paragraph Font"/>
+    <w:uiPriority w:val="1"/>
+    <w:semiHidden/>
+    <w:unhideWhenUsed/>
   </w:style>
   <w:style w:type="table" w:default="1" w:styleId="NormaleTabelle">
     <w:name w:val="Normal Table"/>
+    <w:uiPriority w:val="99"/>
     <w:semiHidden/>
+    <w:unhideWhenUsed/>
     <w:tblPr>
       <w:tblInd w:w="0" w:type="dxa"/>
       <w:tblCellMar>
@@ -3640,7 +3680,9 @@
   </w:style>
   <w:style w:type="numbering" w:default="1" w:styleId="KeineListe">
     <w:name w:val="No List"/>
+    <w:uiPriority w:val="99"/>
     <w:semiHidden/>
+    <w:unhideWhenUsed/>
   </w:style>
   <w:style w:type="paragraph" w:customStyle="1" w:styleId="Abstract">
     <w:name w:val="Abstract"/>
